--- a/proposal/교내대회_재편집안내_및_촬영지시서.docx
+++ b/proposal/교내대회_재편집안내_및_촬영지시서.docx
@@ -798,175 +798,119 @@
           <w:sz w:val="21"/>
           <w:szCs w:val="21"/>
         </w:rPr>
-        <w:t xml:space="preserve">3. 촬영 공통 수칙</w:t>
-      </w:r>
-    </w:p>
-    <w:p>
-      <w:pPr>
-        <w:spacing w:after="60"/>
-        <w:ind w:left="140"/>
-      </w:pPr>
-      <w:r>
-        <w:rPr>
-          <w:rFonts w:ascii="맑은 고딕" w:cs="맑은 고딕" w:eastAsia="맑은 고딕" w:hAnsi="맑은 고딕"/>
-          <w:b/>
-          <w:bCs/>
-          <w:color w:val="000000"/>
-          <w:sz w:val="20"/>
-          <w:szCs w:val="20"/>
-        </w:rPr>
-        <w:t xml:space="preserve"> 가로로 찍기: </w:t>
-      </w:r>
-      <w:r>
-        <w:rPr>
-          <w:rFonts w:ascii="맑은 고딕" w:cs="맑은 고딕" w:eastAsia="맑은 고딕" w:hAnsi="맑은 고딕"/>
-          <w:b w:val="false"/>
-          <w:bCs w:val="false"/>
-          <w:color w:val="000000"/>
-          <w:sz w:val="20"/>
-          <w:szCs w:val="20"/>
-        </w:rPr>
-        <w:t xml:space="preserve">반드시 가로로 돌려서 찍어 주세요. 세로로 찍으면 좌우가 잘려 나가 쓸 수 없습니다.</w:t>
-      </w:r>
-    </w:p>
-    <w:p>
-      <w:pPr>
-        <w:spacing w:after="60"/>
-        <w:ind w:left="140"/>
-      </w:pPr>
-      <w:r>
-        <w:rPr>
-          <w:rFonts w:ascii="맑은 고딕" w:cs="맑은 고딕" w:eastAsia="맑은 고딕" w:hAnsi="맑은 고딕"/>
-          <w:b/>
-          <w:bCs/>
-          <w:color w:val="000000"/>
-          <w:sz w:val="20"/>
-          <w:szCs w:val="20"/>
-        </w:rPr>
-        <w:t xml:space="preserve"> 화질과 고정: </w:t>
-      </w:r>
-      <w:r>
-        <w:rPr>
-          <w:rFonts w:ascii="맑은 고딕" w:cs="맑은 고딕" w:eastAsia="맑은 고딕" w:hAnsi="맑은 고딕"/>
-          <w:b w:val="false"/>
-          <w:bCs w:val="false"/>
-          <w:color w:val="000000"/>
-          <w:sz w:val="20"/>
-          <w:szCs w:val="20"/>
-        </w:rPr>
-        <w:t xml:space="preserve">1080p 30프레임이면 충분합니다. 요즘 휴대폰 기본 설정이 대체로 이렇습니다. 손으로 들지 말고 책이나 상자 위에 올려 고정하세요. 흔들린 화면은 손볼 방법이 없습니다.</w:t>
-      </w:r>
-    </w:p>
-    <w:p>
-      <w:pPr>
-        <w:spacing w:after="60"/>
-        <w:ind w:left="140"/>
-      </w:pPr>
-      <w:r>
-        <w:rPr>
-          <w:rFonts w:ascii="맑은 고딕" w:cs="맑은 고딕" w:eastAsia="맑은 고딕" w:hAnsi="맑은 고딕"/>
-          <w:b/>
-          <w:bCs/>
-          <w:color w:val="000000"/>
-          <w:sz w:val="20"/>
-          <w:szCs w:val="20"/>
-        </w:rPr>
-        <w:t xml:space="preserve"> 필요한 길이의 두 배로: </w:t>
-      </w:r>
-      <w:r>
-        <w:rPr>
-          <w:rFonts w:ascii="맑은 고딕" w:cs="맑은 고딕" w:eastAsia="맑은 고딕" w:hAnsi="맑은 고딕"/>
-          <w:b w:val="false"/>
-          <w:bCs w:val="false"/>
-          <w:color w:val="000000"/>
-          <w:sz w:val="20"/>
-          <w:szCs w:val="20"/>
-        </w:rPr>
-        <w:t xml:space="preserve">4초짜리 컷이면 8초에서 10초쯤 찍어 주세요. 앞뒤를 잘라 쓸 여유가 있어야 딱 맞게 넣을 수 있습니다.</w:t>
-      </w:r>
-    </w:p>
-    <w:p>
-      <w:pPr>
-        <w:spacing w:after="60"/>
-        <w:ind w:left="140"/>
-      </w:pPr>
-      <w:r>
-        <w:rPr>
-          <w:rFonts w:ascii="맑은 고딕" w:cs="맑은 고딕" w:eastAsia="맑은 고딕" w:hAnsi="맑은 고딕"/>
-          <w:b/>
-          <w:bCs/>
-          <w:color w:val="000000"/>
-          <w:sz w:val="20"/>
-          <w:szCs w:val="20"/>
-        </w:rPr>
-        <w:t xml:space="preserve"> 소리는 신경 쓰지 않아도 됩니다: </w:t>
-      </w:r>
-      <w:r>
-        <w:rPr>
-          <w:rFonts w:ascii="맑은 고딕" w:cs="맑은 고딕" w:eastAsia="맑은 고딕" w:hAnsi="맑은 고딕"/>
-          <w:b w:val="false"/>
-          <w:bCs w:val="false"/>
-          <w:color w:val="000000"/>
-          <w:sz w:val="20"/>
-          <w:szCs w:val="20"/>
-        </w:rPr>
-        <w:t xml:space="preserve">나레이션이 그 위에 얹히므로 현장 소리는 쓰지 않습니다. 조용한 곳을 찾을 필요가 없습니다.</w:t>
-      </w:r>
-    </w:p>
-    <w:p>
-      <w:pPr>
-        <w:spacing w:after="60"/>
-        <w:ind w:left="140"/>
-      </w:pPr>
-      <w:r>
-        <w:rPr>
-          <w:rFonts w:ascii="맑은 고딕" w:cs="맑은 고딕" w:eastAsia="맑은 고딕" w:hAnsi="맑은 고딕"/>
-          <w:b/>
-          <w:bCs/>
-          <w:color w:val="000000"/>
-          <w:sz w:val="20"/>
-          <w:szCs w:val="20"/>
-        </w:rPr>
-        <w:t xml:space="preserve"> 한 컷을 두세 번씩: </w:t>
-      </w:r>
-      <w:r>
-        <w:rPr>
-          <w:rFonts w:ascii="맑은 고딕" w:cs="맑은 고딕" w:eastAsia="맑은 고딕" w:hAnsi="맑은 고딕"/>
-          <w:b w:val="false"/>
-          <w:bCs w:val="false"/>
-          <w:color w:val="000000"/>
-          <w:sz w:val="20"/>
-          <w:szCs w:val="20"/>
-        </w:rPr>
-        <w:t xml:space="preserve">같은 컷을 두세 번 찍어 보내 주시면 그중 좋은 것을 골라 쓰겠습니다. 다시 찍자고 연락드리는 일이 줄어듭니다.</w:t>
-      </w:r>
-    </w:p>
-    <w:p>
-      <w:pPr>
-        <w:spacing w:after="60"/>
-        <w:ind w:left="140"/>
-      </w:pPr>
-      <w:r>
-        <w:rPr>
-          <w:rFonts w:ascii="맑은 고딕" w:cs="맑은 고딕" w:eastAsia="맑은 고딕" w:hAnsi="맑은 고딕"/>
-          <w:b/>
-          <w:bCs/>
-          <w:color w:val="000000"/>
-          <w:sz w:val="20"/>
-          <w:szCs w:val="20"/>
-        </w:rPr>
-        <w:t xml:space="preserve"> 보내는 법: </w:t>
-      </w:r>
-      <w:r>
-        <w:rPr>
-          <w:rFonts w:ascii="맑은 고딕" w:cs="맑은 고딕" w:eastAsia="맑은 고딕" w:hAnsi="맑은 고딕"/>
-          <w:b w:val="false"/>
-          <w:bCs w:val="false"/>
-          <w:color w:val="000000"/>
-          <w:sz w:val="20"/>
-          <w:szCs w:val="20"/>
-        </w:rPr>
-        <w:t xml:space="preserve">카카오톡으로 보내면 화질이 줄어듭니다. 원본 그대로 메일이나 링크로 보내 주세요. 파일 이름을 컷1, 컷2 처럼 적어 주시면 바로 붙일 수 있습니다.</w:t>
+        <w:t xml:space="preserve">3. 찍은 화면을 어떻게 넣는가</w:t>
+      </w:r>
+    </w:p>
+    <w:p>
+      <w:pPr>
+        <w:spacing w:after="60"/>
+        <w:ind w:left="140"/>
+      </w:pPr>
+      <w:r>
+        <w:rPr>
+          <w:rFonts w:ascii="맑은 고딕" w:cs="맑은 고딕" w:eastAsia="맑은 고딕" w:hAnsi="맑은 고딕"/>
+          <w:b/>
+          <w:bCs/>
+          <w:color w:val="000000"/>
+          <w:sz w:val="20"/>
+          <w:szCs w:val="20"/>
+        </w:rPr>
+        <w:t xml:space="preserve"> 공백을 만들 필요가 없습니다: </w:t>
+      </w:r>
+      <w:r>
+        <w:rPr>
+          <w:rFonts w:ascii="맑은 고딕" w:cs="맑은 고딕" w:eastAsia="맑은 고딕" w:hAnsi="맑은 고딕"/>
+          <w:b w:val="false"/>
+          <w:bCs w:val="false"/>
+          <w:color w:val="000000"/>
+          <w:sz w:val="20"/>
+          <w:szCs w:val="20"/>
+        </w:rPr>
+        <w:t xml:space="preserve">새로 끼워 넣는 것이 아니라 덮는 것입니다. 편집에서 영상 트랙을 하나 더 올려 그 구간만 아이 영상으로 가립니다. 소리 트랙은 건드리지 않으므로 나레이션과 자막이 밀리지 않고, 전체 길이도 3분 그대로입니다. 영상을 늘리거나 자르지 않습니다.</w:t>
+      </w:r>
+    </w:p>
+    <w:p>
+      <w:pPr>
+        <w:spacing w:after="60"/>
+        <w:ind w:left="140"/>
+      </w:pPr>
+      <w:r>
+        <w:rPr>
+          <w:rFonts w:ascii="맑은 고딕" w:cs="맑은 고딕" w:eastAsia="맑은 고딕" w:hAnsi="맑은 고딕"/>
+          <w:b/>
+          <w:bCs/>
+          <w:color w:val="000000"/>
+          <w:sz w:val="20"/>
+          <w:szCs w:val="20"/>
+        </w:rPr>
+        <w:t xml:space="preserve"> 지금 그 자리에 무엇이 있는가: </w:t>
+      </w:r>
+      <w:r>
+        <w:rPr>
+          <w:rFonts w:ascii="맑은 고딕" w:cs="맑은 고딕" w:eastAsia="맑은 고딕" w:hAnsi="맑은 고딕"/>
+          <w:b w:val="false"/>
+          <w:bCs w:val="false"/>
+          <w:color w:val="000000"/>
+          <w:sz w:val="20"/>
+          <w:szCs w:val="20"/>
+        </w:rPr>
+        <w:t xml:space="preserve">0초부터 9초까지는 제목 화면입니다. 9초부터 21초까지는 밤에 책상에 앉은 아이를 그린 일러스트가 나옵니다. 스탠드, 문제집, 창밖 야경, 초콜릿, 탄산음료가 놓여 있습니다. 아이가 찍을 장면과 그림이 거의 같습니다. 그린 것을 실제로 찍은 것으로 바꾸는 셈이라, 앞뒤가 어색해지지 않습니다.</w:t>
+      </w:r>
+    </w:p>
+    <w:p>
+      <w:pPr>
+        <w:spacing w:after="60"/>
+        <w:ind w:left="140"/>
+      </w:pPr>
+      <w:r>
+        <w:rPr>
+          <w:rFonts w:ascii="맑은 고딕" w:cs="맑은 고딕" w:eastAsia="맑은 고딕" w:hAnsi="맑은 고딕"/>
+          <w:b/>
+          <w:bCs/>
+          <w:color w:val="000000"/>
+          <w:sz w:val="20"/>
+          <w:szCs w:val="20"/>
+        </w:rPr>
+        <w:t xml:space="preserve"> 제목 화면은 어떻게 하는가: </w:t>
+      </w:r>
+      <w:r>
+        <w:rPr>
+          <w:rFonts w:ascii="맑은 고딕" w:cs="맑은 고딕" w:eastAsia="맑은 고딕" w:hAnsi="맑은 고딕"/>
+          <w:b w:val="false"/>
+          <w:bCs w:val="false"/>
+          <w:color w:val="000000"/>
+          <w:sz w:val="20"/>
+          <w:szCs w:val="20"/>
+        </w:rPr>
+        <w:t xml:space="preserve">요강이 첫 화면에 제목과 학교명을 넣으라고 했으므로 제목 글자는 남겨야 합니다. 두 가지 방법이 있습니다. 하나는 제목 글자를 아이 영상 위에 얹는 것입니다. 배경만 아이 영상으로 바뀌고 글자는 그대로 보입니다. 첫 화면부터 아이가 나오므로 직접 출연 점수를 확실히 챙길 수 있어 이쪽을 권합니다. 다른 하나는 제목 화면을 지금처럼 두고 9초부터 아이 영상을 넣는 것입니다. 이 경우 컷 1과 컷 2는 쓰지 않고 컷 3부터 씁니다.</w:t>
+      </w:r>
+    </w:p>
+    <w:p>
+      <w:pPr>
+        <w:spacing w:after="60"/>
+        <w:ind w:left="140"/>
+      </w:pPr>
+      <w:r>
+        <w:rPr>
+          <w:rFonts w:ascii="맑은 고딕" w:cs="맑은 고딕" w:eastAsia="맑은 고딕" w:hAnsi="맑은 고딕"/>
+          <w:b/>
+          <w:bCs/>
+          <w:color w:val="000000"/>
+          <w:sz w:val="20"/>
+          <w:szCs w:val="20"/>
+        </w:rPr>
+        <w:t xml:space="preserve"> 붙이는 일은 제가 합니다: </w:t>
+      </w:r>
+      <w:r>
+        <w:rPr>
+          <w:rFonts w:ascii="맑은 고딕" w:cs="맑은 고딕" w:eastAsia="맑은 고딕" w:hAnsi="맑은 고딕"/>
+          <w:b w:val="false"/>
+          <w:bCs w:val="false"/>
+          <w:color w:val="000000"/>
+          <w:sz w:val="20"/>
+          <w:szCs w:val="20"/>
+        </w:rPr>
+        <w:t xml:space="preserve">찍은 파일만 보내 주시면 제가 자리에 맞춰 넣고 최종본을 만들어 드립니다. 편집 프로그램을 다루실 필요가 없습니다. 컷마다 길이가 정해져 있으니 넉넉히 찍어 주시면 제가 앞뒤를 잘라 맞춥니다.</w:t>
       </w:r>
     </w:p>
     <w:p>
@@ -982,175 +926,175 @@
           <w:sz w:val="21"/>
           <w:szCs w:val="21"/>
         </w:rPr>
-        <w:t xml:space="preserve">4. 요강에 맞춰 이미 손본 것</w:t>
-      </w:r>
-    </w:p>
-    <w:p>
-      <w:pPr>
-        <w:spacing w:after="60"/>
-        <w:ind w:left="140"/>
-      </w:pPr>
-      <w:r>
-        <w:rPr>
-          <w:rFonts w:ascii="맑은 고딕" w:cs="맑은 고딕" w:eastAsia="맑은 고딕" w:hAnsi="맑은 고딕"/>
-          <w:b/>
-          <w:bCs/>
-          <w:color w:val="000000"/>
-          <w:sz w:val="20"/>
-          <w:szCs w:val="20"/>
-        </w:rPr>
-        <w:t xml:space="preserve"> 첫 화면에 학교명: </w:t>
-      </w:r>
-      <w:r>
-        <w:rPr>
-          <w:rFonts w:ascii="맑은 고딕" w:cs="맑은 고딕" w:eastAsia="맑은 고딕" w:hAnsi="맑은 고딕"/>
-          <w:b w:val="false"/>
-          <w:bCs w:val="false"/>
-          <w:color w:val="000000"/>
-          <w:sz w:val="20"/>
-          <w:szCs w:val="20"/>
-        </w:rPr>
-        <w:t xml:space="preserve">요강에서 첫 화면에 제목과 학교명을 넣으라고 했습니다. 지금은 학교명 자리를 ○○중학교로 비워 두었습니다. 알려 주시면 넣겠습니다. 지난번에 지운 마지막 멘트 자리도 이 학교명으로 정리했습니다.</w:t>
-      </w:r>
-    </w:p>
-    <w:p>
-      <w:pPr>
-        <w:spacing w:after="60"/>
-        <w:ind w:left="140"/>
-      </w:pPr>
-      <w:r>
-        <w:rPr>
-          <w:rFonts w:ascii="맑은 고딕" w:cs="맑은 고딕" w:eastAsia="맑은 고딕" w:hAnsi="맑은 고딕"/>
-          <w:b/>
-          <w:bCs/>
-          <w:color w:val="000000"/>
-          <w:sz w:val="20"/>
-          <w:szCs w:val="20"/>
-        </w:rPr>
-        <w:t xml:space="preserve"> 자막을 한 화면 10자 이내로: </w:t>
-      </w:r>
-      <w:r>
-        <w:rPr>
-          <w:rFonts w:ascii="맑은 고딕" w:cs="맑은 고딕" w:eastAsia="맑은 고딕" w:hAnsi="맑은 고딕"/>
-          <w:b w:val="false"/>
-          <w:bCs w:val="false"/>
-          <w:color w:val="000000"/>
-          <w:sz w:val="20"/>
-          <w:szCs w:val="20"/>
-        </w:rPr>
-        <w:t xml:space="preserve">요강이 한 화면에 열 자 내외를 요구합니다. 기존 자막은 나레이션 문장을 통째로 얹어 평균 스무 자, 가장 긴 것이 서른두 자였습니다. 이것을 서른여섯 장에서 아흔네 장으로 다시 끊었습니다. 평균 일곱 자, 가장 긴 것이 열 자입니다. 나레이션은 한 글자도 바뀌지 않았습니다.</w:t>
-      </w:r>
-    </w:p>
-    <w:p>
-      <w:pPr>
-        <w:spacing w:after="60"/>
-        <w:ind w:left="140"/>
-      </w:pPr>
-      <w:r>
-        <w:rPr>
-          <w:rFonts w:ascii="맑은 고딕" w:cs="맑은 고딕" w:eastAsia="맑은 고딕" w:hAnsi="맑은 고딕"/>
-          <w:b/>
-          <w:bCs/>
-          <w:color w:val="000000"/>
-          <w:sz w:val="20"/>
-          <w:szCs w:val="20"/>
-        </w:rPr>
-        <w:t xml:space="preserve"> 자막 글꼴을 고딕체로: </w:t>
-      </w:r>
-      <w:r>
-        <w:rPr>
-          <w:rFonts w:ascii="맑은 고딕" w:cs="맑은 고딕" w:eastAsia="맑은 고딕" w:hAnsi="맑은 고딕"/>
-          <w:b w:val="false"/>
-          <w:bCs w:val="false"/>
-          <w:color w:val="000000"/>
-          <w:sz w:val="20"/>
-          <w:szCs w:val="20"/>
-        </w:rPr>
-        <w:t xml:space="preserve">요강이 굴림, 고딕, 명조체만 허용합니다. 기존 글꼴을 나눔고딕으로 바꿨습니다. 화면 안의 제목과 그래프 글자까지 모두 바꿔서, 어느 글자를 자막으로 보든 요강에 걸리지 않습니다.</w:t>
-      </w:r>
-    </w:p>
-    <w:p>
-      <w:pPr>
-        <w:spacing w:after="60"/>
-        <w:ind w:left="140"/>
-      </w:pPr>
-      <w:r>
-        <w:rPr>
-          <w:rFonts w:ascii="맑은 고딕" w:cs="맑은 고딕" w:eastAsia="맑은 고딕" w:hAnsi="맑은 고딕"/>
-          <w:b/>
-          <w:bCs/>
-          <w:color w:val="000000"/>
-          <w:sz w:val="20"/>
-          <w:szCs w:val="20"/>
-        </w:rPr>
-        <w:t xml:space="preserve"> 저작권과 초상권: </w:t>
-      </w:r>
-      <w:r>
-        <w:rPr>
-          <w:rFonts w:ascii="맑은 고딕" w:cs="맑은 고딕" w:eastAsia="맑은 고딕" w:hAnsi="맑은 고딕"/>
-          <w:b w:val="false"/>
-          <w:bCs w:val="false"/>
-          <w:color w:val="000000"/>
-          <w:sz w:val="20"/>
-          <w:szCs w:val="20"/>
-        </w:rPr>
-        <w:t xml:space="preserve">확인했습니다. 이 영상에는 외부에서 가져온 사진이나 영상이 한 장도 없습니다. 그래프, 그림, 배경음악, 효과음까지 전부 직접 만든 것이라 출처를 밝힐 것이 없습니다. 아이가 찍을 여섯 컷에도 다른 사람이 나오지 않으므로 동의를 받을 일이 없습니다.</w:t>
-      </w:r>
-    </w:p>
-    <w:p>
-      <w:pPr>
-        <w:spacing w:after="60"/>
-        <w:ind w:left="140"/>
-      </w:pPr>
-      <w:r>
-        <w:rPr>
-          <w:rFonts w:ascii="맑은 고딕" w:cs="맑은 고딕" w:eastAsia="맑은 고딕" w:hAnsi="맑은 고딕"/>
-          <w:b/>
-          <w:bCs/>
-          <w:color w:val="000000"/>
-          <w:sz w:val="20"/>
-          <w:szCs w:val="20"/>
-        </w:rPr>
-        <w:t xml:space="preserve"> 길이와 용량: </w:t>
-      </w:r>
-      <w:r>
-        <w:rPr>
-          <w:rFonts w:ascii="맑은 고딕" w:cs="맑은 고딕" w:eastAsia="맑은 고딕" w:hAnsi="맑은 고딕"/>
-          <w:b w:val="false"/>
-          <w:bCs w:val="false"/>
-          <w:color w:val="000000"/>
-          <w:sz w:val="20"/>
-          <w:szCs w:val="20"/>
-        </w:rPr>
-        <w:t xml:space="preserve">3분 정확히입니다. 요강이 3분 이내를 요구하므로 그대로 들어갑니다. 여유를 더 두고 싶으시면 끝을 2초 줄여 2분 58초로 맞출 수 있습니다. 용량은 23메가바이트로 300메가 제한에 한참 못 미칩니다.</w:t>
-      </w:r>
-    </w:p>
-    <w:p>
-      <w:pPr>
-        <w:spacing w:after="60"/>
-        <w:ind w:left="140"/>
-      </w:pPr>
-      <w:r>
-        <w:rPr>
-          <w:rFonts w:ascii="맑은 고딕" w:cs="맑은 고딕" w:eastAsia="맑은 고딕" w:hAnsi="맑은 고딕"/>
-          <w:b/>
-          <w:bCs/>
-          <w:color w:val="000000"/>
-          <w:sz w:val="20"/>
-          <w:szCs w:val="20"/>
-        </w:rPr>
-        <w:t xml:space="preserve"> 파일명: </w:t>
-      </w:r>
-      <w:r>
-        <w:rPr>
-          <w:rFonts w:ascii="맑은 고딕" w:cs="맑은 고딕" w:eastAsia="맑은 고딕" w:hAnsi="맑은 고딕"/>
-          <w:b w:val="false"/>
-          <w:bCs w:val="false"/>
-          <w:color w:val="000000"/>
-          <w:sz w:val="20"/>
-          <w:szCs w:val="20"/>
-        </w:rPr>
-        <w:t xml:space="preserve">학교명-제목-대표 학생 학번과 이름.mp4 형식으로 저장해 드립니다. 학번과 이름을 알려 주세요.</w:t>
+        <w:t xml:space="preserve">4. 촬영 공통 수칙</w:t>
+      </w:r>
+    </w:p>
+    <w:p>
+      <w:pPr>
+        <w:spacing w:after="60"/>
+        <w:ind w:left="140"/>
+      </w:pPr>
+      <w:r>
+        <w:rPr>
+          <w:rFonts w:ascii="맑은 고딕" w:cs="맑은 고딕" w:eastAsia="맑은 고딕" w:hAnsi="맑은 고딕"/>
+          <w:b/>
+          <w:bCs/>
+          <w:color w:val="000000"/>
+          <w:sz w:val="20"/>
+          <w:szCs w:val="20"/>
+        </w:rPr>
+        <w:t xml:space="preserve"> 가로로 찍기: </w:t>
+      </w:r>
+      <w:r>
+        <w:rPr>
+          <w:rFonts w:ascii="맑은 고딕" w:cs="맑은 고딕" w:eastAsia="맑은 고딕" w:hAnsi="맑은 고딕"/>
+          <w:b w:val="false"/>
+          <w:bCs w:val="false"/>
+          <w:color w:val="000000"/>
+          <w:sz w:val="20"/>
+          <w:szCs w:val="20"/>
+        </w:rPr>
+        <w:t xml:space="preserve">반드시 가로로 돌려서 찍어 주세요. 세로로 찍으면 좌우가 잘려 나가 쓸 수 없습니다.</w:t>
+      </w:r>
+    </w:p>
+    <w:p>
+      <w:pPr>
+        <w:spacing w:after="60"/>
+        <w:ind w:left="140"/>
+      </w:pPr>
+      <w:r>
+        <w:rPr>
+          <w:rFonts w:ascii="맑은 고딕" w:cs="맑은 고딕" w:eastAsia="맑은 고딕" w:hAnsi="맑은 고딕"/>
+          <w:b/>
+          <w:bCs/>
+          <w:color w:val="000000"/>
+          <w:sz w:val="20"/>
+          <w:szCs w:val="20"/>
+        </w:rPr>
+        <w:t xml:space="preserve"> 화질과 고정: </w:t>
+      </w:r>
+      <w:r>
+        <w:rPr>
+          <w:rFonts w:ascii="맑은 고딕" w:cs="맑은 고딕" w:eastAsia="맑은 고딕" w:hAnsi="맑은 고딕"/>
+          <w:b w:val="false"/>
+          <w:bCs w:val="false"/>
+          <w:color w:val="000000"/>
+          <w:sz w:val="20"/>
+          <w:szCs w:val="20"/>
+        </w:rPr>
+        <w:t xml:space="preserve">1080p 30프레임이면 충분합니다. 요즘 휴대폰 기본 설정이 대체로 이렇습니다. 손으로 들지 말고 책이나 상자 위에 올려 고정하세요. 흔들린 화면은 손볼 방법이 없습니다.</w:t>
+      </w:r>
+    </w:p>
+    <w:p>
+      <w:pPr>
+        <w:spacing w:after="60"/>
+        <w:ind w:left="140"/>
+      </w:pPr>
+      <w:r>
+        <w:rPr>
+          <w:rFonts w:ascii="맑은 고딕" w:cs="맑은 고딕" w:eastAsia="맑은 고딕" w:hAnsi="맑은 고딕"/>
+          <w:b/>
+          <w:bCs/>
+          <w:color w:val="000000"/>
+          <w:sz w:val="20"/>
+          <w:szCs w:val="20"/>
+        </w:rPr>
+        <w:t xml:space="preserve"> 필요한 길이의 두 배로: </w:t>
+      </w:r>
+      <w:r>
+        <w:rPr>
+          <w:rFonts w:ascii="맑은 고딕" w:cs="맑은 고딕" w:eastAsia="맑은 고딕" w:hAnsi="맑은 고딕"/>
+          <w:b w:val="false"/>
+          <w:bCs w:val="false"/>
+          <w:color w:val="000000"/>
+          <w:sz w:val="20"/>
+          <w:szCs w:val="20"/>
+        </w:rPr>
+        <w:t xml:space="preserve">4초짜리 컷이면 8초에서 10초쯤 찍어 주세요. 앞뒤를 잘라 쓸 여유가 있어야 딱 맞게 넣을 수 있습니다.</w:t>
+      </w:r>
+    </w:p>
+    <w:p>
+      <w:pPr>
+        <w:spacing w:after="60"/>
+        <w:ind w:left="140"/>
+      </w:pPr>
+      <w:r>
+        <w:rPr>
+          <w:rFonts w:ascii="맑은 고딕" w:cs="맑은 고딕" w:eastAsia="맑은 고딕" w:hAnsi="맑은 고딕"/>
+          <w:b/>
+          <w:bCs/>
+          <w:color w:val="000000"/>
+          <w:sz w:val="20"/>
+          <w:szCs w:val="20"/>
+        </w:rPr>
+        <w:t xml:space="preserve"> 소리는 신경 쓰지 않아도 됩니다: </w:t>
+      </w:r>
+      <w:r>
+        <w:rPr>
+          <w:rFonts w:ascii="맑은 고딕" w:cs="맑은 고딕" w:eastAsia="맑은 고딕" w:hAnsi="맑은 고딕"/>
+          <w:b w:val="false"/>
+          <w:bCs w:val="false"/>
+          <w:color w:val="000000"/>
+          <w:sz w:val="20"/>
+          <w:szCs w:val="20"/>
+        </w:rPr>
+        <w:t xml:space="preserve">나레이션이 그 위에 얹히므로 현장 소리는 쓰지 않습니다. 조용한 곳을 찾을 필요가 없습니다.</w:t>
+      </w:r>
+    </w:p>
+    <w:p>
+      <w:pPr>
+        <w:spacing w:after="60"/>
+        <w:ind w:left="140"/>
+      </w:pPr>
+      <w:r>
+        <w:rPr>
+          <w:rFonts w:ascii="맑은 고딕" w:cs="맑은 고딕" w:eastAsia="맑은 고딕" w:hAnsi="맑은 고딕"/>
+          <w:b/>
+          <w:bCs/>
+          <w:color w:val="000000"/>
+          <w:sz w:val="20"/>
+          <w:szCs w:val="20"/>
+        </w:rPr>
+        <w:t xml:space="preserve"> 한 컷을 두세 번씩: </w:t>
+      </w:r>
+      <w:r>
+        <w:rPr>
+          <w:rFonts w:ascii="맑은 고딕" w:cs="맑은 고딕" w:eastAsia="맑은 고딕" w:hAnsi="맑은 고딕"/>
+          <w:b w:val="false"/>
+          <w:bCs w:val="false"/>
+          <w:color w:val="000000"/>
+          <w:sz w:val="20"/>
+          <w:szCs w:val="20"/>
+        </w:rPr>
+        <w:t xml:space="preserve">같은 컷을 두세 번 찍어 보내 주시면 그중 좋은 것을 골라 쓰겠습니다. 다시 찍자고 연락드리는 일이 줄어듭니다.</w:t>
+      </w:r>
+    </w:p>
+    <w:p>
+      <w:pPr>
+        <w:spacing w:after="60"/>
+        <w:ind w:left="140"/>
+      </w:pPr>
+      <w:r>
+        <w:rPr>
+          <w:rFonts w:ascii="맑은 고딕" w:cs="맑은 고딕" w:eastAsia="맑은 고딕" w:hAnsi="맑은 고딕"/>
+          <w:b/>
+          <w:bCs/>
+          <w:color w:val="000000"/>
+          <w:sz w:val="20"/>
+          <w:szCs w:val="20"/>
+        </w:rPr>
+        <w:t xml:space="preserve"> 보내는 법: </w:t>
+      </w:r>
+      <w:r>
+        <w:rPr>
+          <w:rFonts w:ascii="맑은 고딕" w:cs="맑은 고딕" w:eastAsia="맑은 고딕" w:hAnsi="맑은 고딕"/>
+          <w:b w:val="false"/>
+          <w:bCs w:val="false"/>
+          <w:color w:val="000000"/>
+          <w:sz w:val="20"/>
+          <w:szCs w:val="20"/>
+        </w:rPr>
+        <w:t xml:space="preserve">카카오톡으로 보내면 화질이 줄어듭니다. 원본 그대로 메일이나 링크로 보내 주세요. 파일 이름을 컷1, 컷2 처럼 적어 주시면 바로 붙일 수 있습니다.</w:t>
       </w:r>
     </w:p>
     <w:p>
@@ -1166,7 +1110,191 @@
           <w:sz w:val="21"/>
           <w:szCs w:val="21"/>
         </w:rPr>
-        <w:t xml:space="preserve">5. 지금 상태와 더 할 수 있는 것</w:t>
+        <w:t xml:space="preserve">5. 요강에 맞춰 이미 손본 것</w:t>
+      </w:r>
+    </w:p>
+    <w:p>
+      <w:pPr>
+        <w:spacing w:after="60"/>
+        <w:ind w:left="140"/>
+      </w:pPr>
+      <w:r>
+        <w:rPr>
+          <w:rFonts w:ascii="맑은 고딕" w:cs="맑은 고딕" w:eastAsia="맑은 고딕" w:hAnsi="맑은 고딕"/>
+          <w:b/>
+          <w:bCs/>
+          <w:color w:val="000000"/>
+          <w:sz w:val="20"/>
+          <w:szCs w:val="20"/>
+        </w:rPr>
+        <w:t xml:space="preserve"> 첫 화면에 학교명: </w:t>
+      </w:r>
+      <w:r>
+        <w:rPr>
+          <w:rFonts w:ascii="맑은 고딕" w:cs="맑은 고딕" w:eastAsia="맑은 고딕" w:hAnsi="맑은 고딕"/>
+          <w:b w:val="false"/>
+          <w:bCs w:val="false"/>
+          <w:color w:val="000000"/>
+          <w:sz w:val="20"/>
+          <w:szCs w:val="20"/>
+        </w:rPr>
+        <w:t xml:space="preserve">요강에서 첫 화면에 제목과 학교명을 넣으라고 했습니다. 지금은 학교명 자리를 ○○중학교로 비워 두었습니다. 알려 주시면 넣겠습니다. 지난번에 지운 마지막 멘트 자리도 이 학교명으로 정리했습니다.</w:t>
+      </w:r>
+    </w:p>
+    <w:p>
+      <w:pPr>
+        <w:spacing w:after="60"/>
+        <w:ind w:left="140"/>
+      </w:pPr>
+      <w:r>
+        <w:rPr>
+          <w:rFonts w:ascii="맑은 고딕" w:cs="맑은 고딕" w:eastAsia="맑은 고딕" w:hAnsi="맑은 고딕"/>
+          <w:b/>
+          <w:bCs/>
+          <w:color w:val="000000"/>
+          <w:sz w:val="20"/>
+          <w:szCs w:val="20"/>
+        </w:rPr>
+        <w:t xml:space="preserve"> 자막을 한 화면 10자 이내로: </w:t>
+      </w:r>
+      <w:r>
+        <w:rPr>
+          <w:rFonts w:ascii="맑은 고딕" w:cs="맑은 고딕" w:eastAsia="맑은 고딕" w:hAnsi="맑은 고딕"/>
+          <w:b w:val="false"/>
+          <w:bCs w:val="false"/>
+          <w:color w:val="000000"/>
+          <w:sz w:val="20"/>
+          <w:szCs w:val="20"/>
+        </w:rPr>
+        <w:t xml:space="preserve">요강이 한 화면에 열 자 내외를 요구합니다. 기존 자막은 나레이션 문장을 통째로 얹어 평균 스무 자, 가장 긴 것이 서른두 자였습니다. 이것을 서른여섯 장에서 아흔네 장으로 다시 끊었습니다. 평균 일곱 자, 가장 긴 것이 열 자입니다. 나레이션은 한 글자도 바뀌지 않았습니다. 뜨고 지는 시각은 나레이션을 다시 받아쓴 뒤 단어마다 찍힌 시각에 맞췄습니다. 글자 수로 시간을 나누면 말이 빨라지고 느려지는 만큼 어긋나기 때문입니다.</w:t>
+      </w:r>
+    </w:p>
+    <w:p>
+      <w:pPr>
+        <w:spacing w:after="60"/>
+        <w:ind w:left="140"/>
+      </w:pPr>
+      <w:r>
+        <w:rPr>
+          <w:rFonts w:ascii="맑은 고딕" w:cs="맑은 고딕" w:eastAsia="맑은 고딕" w:hAnsi="맑은 고딕"/>
+          <w:b/>
+          <w:bCs/>
+          <w:color w:val="000000"/>
+          <w:sz w:val="20"/>
+          <w:szCs w:val="20"/>
+        </w:rPr>
+        <w:t xml:space="preserve"> 자막 글꼴을 고딕체로: </w:t>
+      </w:r>
+      <w:r>
+        <w:rPr>
+          <w:rFonts w:ascii="맑은 고딕" w:cs="맑은 고딕" w:eastAsia="맑은 고딕" w:hAnsi="맑은 고딕"/>
+          <w:b w:val="false"/>
+          <w:bCs w:val="false"/>
+          <w:color w:val="000000"/>
+          <w:sz w:val="20"/>
+          <w:szCs w:val="20"/>
+        </w:rPr>
+        <w:t xml:space="preserve">요강이 굴림, 고딕, 명조체만 허용합니다. 기존 글꼴을 나눔고딕으로 바꿨습니다. 화면 안의 제목과 그래프 글자까지 모두 바꿔서, 어느 글자를 자막으로 보든 요강에 걸리지 않습니다.</w:t>
+      </w:r>
+    </w:p>
+    <w:p>
+      <w:pPr>
+        <w:spacing w:after="60"/>
+        <w:ind w:left="140"/>
+      </w:pPr>
+      <w:r>
+        <w:rPr>
+          <w:rFonts w:ascii="맑은 고딕" w:cs="맑은 고딕" w:eastAsia="맑은 고딕" w:hAnsi="맑은 고딕"/>
+          <w:b/>
+          <w:bCs/>
+          <w:color w:val="000000"/>
+          <w:sz w:val="20"/>
+          <w:szCs w:val="20"/>
+        </w:rPr>
+        <w:t xml:space="preserve"> 저작권과 초상권: </w:t>
+      </w:r>
+      <w:r>
+        <w:rPr>
+          <w:rFonts w:ascii="맑은 고딕" w:cs="맑은 고딕" w:eastAsia="맑은 고딕" w:hAnsi="맑은 고딕"/>
+          <w:b w:val="false"/>
+          <w:bCs w:val="false"/>
+          <w:color w:val="000000"/>
+          <w:sz w:val="20"/>
+          <w:szCs w:val="20"/>
+        </w:rPr>
+        <w:t xml:space="preserve">확인했습니다. 이 영상에는 외부에서 가져온 사진이나 영상이 한 장도 없습니다. 그래프, 그림, 배경음악, 효과음까지 전부 직접 만든 것이라 출처를 밝힐 것이 없습니다. 아이가 찍을 여섯 컷에도 다른 사람이 나오지 않으므로 동의를 받을 일이 없습니다.</w:t>
+      </w:r>
+    </w:p>
+    <w:p>
+      <w:pPr>
+        <w:spacing w:after="60"/>
+        <w:ind w:left="140"/>
+      </w:pPr>
+      <w:r>
+        <w:rPr>
+          <w:rFonts w:ascii="맑은 고딕" w:cs="맑은 고딕" w:eastAsia="맑은 고딕" w:hAnsi="맑은 고딕"/>
+          <w:b/>
+          <w:bCs/>
+          <w:color w:val="000000"/>
+          <w:sz w:val="20"/>
+          <w:szCs w:val="20"/>
+        </w:rPr>
+        <w:t xml:space="preserve"> 길이와 용량: </w:t>
+      </w:r>
+      <w:r>
+        <w:rPr>
+          <w:rFonts w:ascii="맑은 고딕" w:cs="맑은 고딕" w:eastAsia="맑은 고딕" w:hAnsi="맑은 고딕"/>
+          <w:b w:val="false"/>
+          <w:bCs w:val="false"/>
+          <w:color w:val="000000"/>
+          <w:sz w:val="20"/>
+          <w:szCs w:val="20"/>
+        </w:rPr>
+        <w:t xml:space="preserve">3분 정확히입니다. 요강이 3분 이내를 요구하므로 그대로 들어갑니다. 여유를 더 두고 싶으시면 끝을 2초 줄여 2분 58초로 맞출 수 있습니다. 용량은 23메가바이트로 300메가 제한에 한참 못 미칩니다. 자막을 더 오래 띄우고 싶으시면 한 화면 열두 자까지 늘릴 수 있습니다. 그러면 아흔네 장이 일흔아홉 장으로 줄어 한 장이 평균 1.9초 머뭅니다. 요강의 「열 자 내외」에는 여전히 들어갑니다. 원하시면 그렇게 다시 뽑아 드리겠습니다.</w:t>
+      </w:r>
+    </w:p>
+    <w:p>
+      <w:pPr>
+        <w:spacing w:after="60"/>
+        <w:ind w:left="140"/>
+      </w:pPr>
+      <w:r>
+        <w:rPr>
+          <w:rFonts w:ascii="맑은 고딕" w:cs="맑은 고딕" w:eastAsia="맑은 고딕" w:hAnsi="맑은 고딕"/>
+          <w:b/>
+          <w:bCs/>
+          <w:color w:val="000000"/>
+          <w:sz w:val="20"/>
+          <w:szCs w:val="20"/>
+        </w:rPr>
+        <w:t xml:space="preserve"> 파일명: </w:t>
+      </w:r>
+      <w:r>
+        <w:rPr>
+          <w:rFonts w:ascii="맑은 고딕" w:cs="맑은 고딕" w:eastAsia="맑은 고딕" w:hAnsi="맑은 고딕"/>
+          <w:b w:val="false"/>
+          <w:bCs w:val="false"/>
+          <w:color w:val="000000"/>
+          <w:sz w:val="20"/>
+          <w:szCs w:val="20"/>
+        </w:rPr>
+        <w:t xml:space="preserve">학교명-제목-대표 학생 학번과 이름.mp4 형식으로 저장해 드립니다. 학번과 이름을 알려 주세요.</w:t>
+      </w:r>
+    </w:p>
+    <w:p>
+      <w:pPr>
+        <w:spacing w:after="60" w:before="220"/>
+      </w:pPr>
+      <w:r>
+        <w:rPr>
+          <w:rFonts w:ascii="맑은 고딕" w:cs="맑은 고딕" w:eastAsia="맑은 고딕" w:hAnsi="맑은 고딕"/>
+          <w:b/>
+          <w:bCs/>
+          <w:color w:val="000000"/>
+          <w:sz w:val="21"/>
+          <w:szCs w:val="21"/>
+        </w:rPr>
+        <w:t xml:space="preserve">6. 지금 상태와 더 할 수 있는 것</w:t>
       </w:r>
     </w:p>
     <w:p>
